--- a/docs/Entrega_RLA_Problema1.docx
+++ b/docs/Entrega_RLA_Problema1.docx
@@ -103,7 +103,7 @@
           <w:sz w:val="19"/>
           <w:szCs w:val="19"/>
         </w:rPr>
-        <w:t xml:space="preserve">Un pipeline repetible en Python que convierte cada nueva exportación de R2 en un maestro único, más una base SQLite y una app web (Streamlit) para buscar, revisar, corregir y crear productos:</w:t>
+        <w:t xml:space="preserve">Un pipeline repetible en Python que convierte cada nueva exportación de R2 en un maestro único, persistido en Supabase (Postgres; SQLite como respaldo local), y una app web (Streamlit) para buscar, revisar, corregir, crear y exportar productos:</w:t>
       </w:r>
     </w:p>
     <w:p>
@@ -291,15 +291,15 @@
           <w:sz w:val="19"/>
           <w:szCs w:val="19"/>
         </w:rPr>
-        <w:t xml:space="preserve">App + BD: </w:t>
-      </w:r>
-      <w:r>
-        <w:rPr>
-          <w:rFonts w:ascii="Calibri" w:cs="Calibri" w:eastAsia="Calibri" w:hAnsi="Calibri"/>
-          <w:sz w:val="19"/>
-          <w:szCs w:val="19"/>
-        </w:rPr>
-        <w:t xml:space="preserve">búsqueda tolerante a errores, alta de producto con alerta de similares y código sugerido, edición manual. Las decisiones humanas se guardan y se reaplican en cada carga.</w:t>
+        <w:t xml:space="preserve">Cargas sin duplicar: </w:t>
+      </w:r>
+      <w:r>
+        <w:rPr>
+          <w:rFonts w:ascii="Calibri" w:cs="Calibri" w:eastAsia="Calibri" w:hAnsi="Calibri"/>
+          <w:sz w:val="19"/>
+          <w:szCs w:val="19"/>
+        </w:rPr>
+        <w:t xml:space="preserve">cada archivo se registra con su huella SHA-256 (no se reprocesa el mismo contenido); las filas se consolidan en una base acumulada: idénticas no se duplican, las que cambian se actualizan con historial.</w:t>
       </w:r>
     </w:p>
     <w:p>
@@ -319,6 +319,34 @@
           <w:sz w:val="19"/>
           <w:szCs w:val="19"/>
         </w:rPr>
+        <w:t xml:space="preserve">App + BD: </w:t>
+      </w:r>
+      <w:r>
+        <w:rPr>
+          <w:rFonts w:ascii="Calibri" w:cs="Calibri" w:eastAsia="Calibri" w:hAnsi="Calibri"/>
+          <w:sz w:val="19"/>
+          <w:szCs w:val="19"/>
+        </w:rPr>
+        <w:t xml:space="preserve">búsqueda tolerante a errores, Excel con filtros (país, categoría…), alta con alerta de similares, edición manual e historial de cargas. Las decisiones humanas se reaplican en cada carga.</w:t>
+      </w:r>
+    </w:p>
+    <w:p>
+      <w:pPr>
+        <w:pStyle w:val="ListParagraph"/>
+        <w:numPr>
+          <w:ilvl w:val="0"/>
+          <w:numId w:val="2"/>
+        </w:numPr>
+        <w:spacing w:after="20"/>
+      </w:pPr>
+      <w:r>
+        <w:rPr>
+          <w:rFonts w:ascii="Calibri" w:cs="Calibri" w:eastAsia="Calibri" w:hAnsi="Calibri"/>
+          <w:b/>
+          <w:bCs/>
+          <w:sz w:val="19"/>
+          <w:szCs w:val="19"/>
+        </w:rPr>
         <w:t xml:space="preserve">IA opcional: </w:t>
       </w:r>
       <w:r>
@@ -422,7 +450,7 @@
           <w:sz w:val="19"/>
           <w:szCs w:val="19"/>
         </w:rPr>
-        <w:t xml:space="preserve">Mes siguiente: subir el nuevo .xlsx en “Cargar datos / IA” y presionar Ejecutar pipeline. Salidas: db/rla_products.db y data/output/maestro_productos_estandarizado.xlsx.</w:t>
+        <w:t xml:space="preserve">Mes siguiente: subir el nuevo .xlsx en “Cargar datos / IA” y presionar Ejecutar pipeline. Si el archivo ya se cargó, la app lo advierte y no lo reprocesa. Supabase: ejecutar una vez db/schema_supabase.sql y completar .env.</w:t>
       </w:r>
     </w:p>
     <w:p>
@@ -990,7 +1018,7 @@
           <w:sz w:val="19"/>
           <w:szCs w:val="19"/>
         </w:rPr>
-        <w:t xml:space="preserve">Python (pandas, rapidfuzz), SQLite, Streamlit, LLM gratuitos vía OpenRouter (opcional, con reintento y fallback entre 3 modelos). Claude como asistente de análisis y desarrollo.</w:t>
+        <w:t xml:space="preserve">Python (pandas, rapidfuzz), Supabase / SQLite, Streamlit, LLM gratuitos vía OpenRouter (opcional, con reintento y fallback entre 3 modelos). Claude como asistente de análisis y desarrollo.</w:t>
       </w:r>
     </w:p>
     <w:sectPr>
